--- a/CRE26_MC_script_opening.docx
+++ b/CRE26_MC_script_opening.docx
@@ -33,7 +33,7 @@
           <w:sz w:val="20"/>
           <w:szCs w:val="20"/>
         </w:rPr>
-        <w:t xml:space="preserve">Opening block (Slides 1–4): ≈ 3 minutes at a calm ceremonial pace. Speaker introductions: ≈ 20–30 seconds each.</w:t>
+        <w:t xml:space="preserve">Opening block (Slides 1–5): ≈ 3–3.5 minutes at a calm ceremonial pace. Speaker introductions: ≈ 20–30 seconds each.</w:t>
       </w:r>
     </w:p>
     <w:p>
@@ -249,21 +249,6 @@
     </w:p>
     <w:p>
       <w:pPr>
-        <w:spacing w:after="120"/>
-      </w:pPr>
-      <w:r>
-        <w:rPr>
-          <w:i/>
-          <w:iCs/>
-          <w:color w:val="666666"/>
-          <w:sz w:val="22"/>
-          <w:szCs w:val="22"/>
-        </w:rPr>
-        <w:t xml:space="preserve">— End of opening block. Total ≈ 3 minutes. —</w:t>
-      </w:r>
-    </w:p>
-    <w:p>
-      <w:pPr>
         <w:shd w:fill="F3EDE2" w:val="clear"/>
         <w:spacing w:after="120" w:before="280"/>
       </w:pPr>
@@ -276,33 +261,20 @@
           <w:sz w:val="22"/>
           <w:szCs w:val="22"/>
         </w:rPr>
-        <w:t xml:space="preserve">SLIDE 5 — OPENING REMARKS: TOKIHISA HIGO</w:t>
-      </w:r>
-    </w:p>
-    <w:p>
-      <w:pPr>
-        <w:spacing w:after="120" w:line="330"/>
-      </w:pPr>
-      <w:r>
-        <w:rPr>
-          <w:rFonts w:ascii="Georgia" w:cs="Georgia" w:eastAsia="Georgia" w:hAnsi="Georgia"/>
-          <w:sz w:val="26"/>
-          <w:szCs w:val="26"/>
-        </w:rPr>
-        <w:t xml:space="preserve">And now, to open the conference, it is my pleasure to introduce Mr Tokihisa Higo of the CRE 26 Tokyo Organising Committee, University of Tsukuba.</w:t>
-      </w:r>
-    </w:p>
-    <w:p>
-      <w:pPr>
-        <w:spacing w:after="120" w:line="330"/>
-      </w:pPr>
-      <w:r>
-        <w:rPr>
-          <w:rFonts w:ascii="Georgia" w:cs="Georgia" w:eastAsia="Georgia" w:hAnsi="Georgia"/>
-          <w:sz w:val="26"/>
-          <w:szCs w:val="26"/>
-        </w:rPr>
-        <w:t xml:space="preserve">Mr Higo, the floor is yours.</w:t>
+        <w:t xml:space="preserve">SLIDE 5 — PRESENTERS BY COUNTRY  ·  (~20 sec)</w:t>
+      </w:r>
+    </w:p>
+    <w:p>
+      <w:pPr>
+        <w:spacing w:after="120" w:line="330"/>
+      </w:pPr>
+      <w:r>
+        <w:rPr>
+          <w:rFonts w:ascii="Georgia" w:cs="Georgia" w:eastAsia="Georgia" w:hAnsi="Georgia"/>
+          <w:sz w:val="26"/>
+          <w:szCs w:val="26"/>
+        </w:rPr>
+        <w:t xml:space="preserve">And where do our 99 presenters come from? Egypt leads the ranking, followed closely by Japan — a fitting symbol for this first CRE in Asia — with twenty-two further countries represented.</w:t>
       </w:r>
     </w:p>
     <w:p>
@@ -317,7 +289,7 @@
           <w:sz w:val="22"/>
           <w:szCs w:val="22"/>
         </w:rPr>
-        <w:t xml:space="preserve">After: “Thank you very much, Mr Higo.”</w:t>
+        <w:t xml:space="preserve">— End of opening block (Slides 1–5). Total ≈ 3–3.5 minutes. —</w:t>
       </w:r>
     </w:p>
     <w:p>
@@ -334,33 +306,33 @@
           <w:sz w:val="22"/>
           <w:szCs w:val="22"/>
         </w:rPr>
-        <w:t xml:space="preserve">SLIDE 6 — ADDRESS: PRESIDENT KYOSUKE NAGATA</w:t>
-      </w:r>
-    </w:p>
-    <w:p>
-      <w:pPr>
-        <w:spacing w:after="120" w:line="330"/>
-      </w:pPr>
-      <w:r>
-        <w:rPr>
-          <w:rFonts w:ascii="Georgia" w:cs="Georgia" w:eastAsia="Georgia" w:hAnsi="Georgia"/>
-          <w:sz w:val="26"/>
-          <w:szCs w:val="26"/>
-        </w:rPr>
-        <w:t xml:space="preserve">Next, on behalf of the supporting institutions, we are honoured to welcome Professor Kyosuke Nagata, President of the University of Tsukuba.</w:t>
-      </w:r>
-    </w:p>
-    <w:p>
-      <w:pPr>
-        <w:spacing w:after="120" w:line="330"/>
-      </w:pPr>
-      <w:r>
-        <w:rPr>
-          <w:rFonts w:ascii="Georgia" w:cs="Georgia" w:eastAsia="Georgia" w:hAnsi="Georgia"/>
-          <w:sz w:val="26"/>
-          <w:szCs w:val="26"/>
-        </w:rPr>
-        <w:t xml:space="preserve">President Nagata, please.</w:t>
+        <w:t xml:space="preserve">SLIDE 6 — OPENING REMARKS: TOKIHISA HIGO</w:t>
+      </w:r>
+    </w:p>
+    <w:p>
+      <w:pPr>
+        <w:spacing w:after="120" w:line="330"/>
+      </w:pPr>
+      <w:r>
+        <w:rPr>
+          <w:rFonts w:ascii="Georgia" w:cs="Georgia" w:eastAsia="Georgia" w:hAnsi="Georgia"/>
+          <w:sz w:val="26"/>
+          <w:szCs w:val="26"/>
+        </w:rPr>
+        <w:t xml:space="preserve">And now, to open the conference, it is my pleasure to introduce Mr Tokihisa Higo of the CRE 26 Tokyo Organising Committee, University of Tsukuba.</w:t>
+      </w:r>
+    </w:p>
+    <w:p>
+      <w:pPr>
+        <w:spacing w:after="120" w:line="330"/>
+      </w:pPr>
+      <w:r>
+        <w:rPr>
+          <w:rFonts w:ascii="Georgia" w:cs="Georgia" w:eastAsia="Georgia" w:hAnsi="Georgia"/>
+          <w:sz w:val="26"/>
+          <w:szCs w:val="26"/>
+        </w:rPr>
+        <w:t xml:space="preserve">Mr Higo, the floor is yours.</w:t>
       </w:r>
     </w:p>
     <w:p>
@@ -375,7 +347,7 @@
           <w:sz w:val="22"/>
           <w:szCs w:val="22"/>
         </w:rPr>
-        <w:t xml:space="preserve">After: “Thank you very much, President Nagata.”</w:t>
+        <w:t xml:space="preserve">After: “Thank you very much, Mr Higo.”</w:t>
       </w:r>
     </w:p>
     <w:p>
@@ -392,46 +364,33 @@
           <w:sz w:val="22"/>
           <w:szCs w:val="22"/>
         </w:rPr>
-        <w:t xml:space="preserve">SLIDE 7 — ADDRESS: H.E. THE AMBASSADOR OF EGYPT</w:t>
-      </w:r>
-    </w:p>
-    <w:p>
-      <w:pPr>
-        <w:spacing w:after="120" w:line="330"/>
-      </w:pPr>
-      <w:r>
-        <w:rPr>
-          <w:rFonts w:ascii="Georgia" w:cs="Georgia" w:eastAsia="Georgia" w:hAnsi="Georgia"/>
-          <w:sz w:val="26"/>
-          <w:szCs w:val="26"/>
-        </w:rPr>
-        <w:t xml:space="preserve">We are especially honoured today by the presence of our guest of honour.</w:t>
-      </w:r>
-    </w:p>
-    <w:p>
-      <w:pPr>
-        <w:spacing w:after="120" w:line="330"/>
-      </w:pPr>
-      <w:r>
-        <w:rPr>
-          <w:rFonts w:ascii="Georgia" w:cs="Georgia" w:eastAsia="Georgia" w:hAnsi="Georgia"/>
-          <w:sz w:val="26"/>
-          <w:szCs w:val="26"/>
-        </w:rPr>
-        <w:t xml:space="preserve">Please welcome His Excellency Mr Ragui Mohamed Mohamed Eletreby, Ambassador Extraordinary and Plenipotentiary of the Arab Republic of Egypt to Japan.</w:t>
-      </w:r>
-    </w:p>
-    <w:p>
-      <w:pPr>
-        <w:spacing w:after="120" w:line="330"/>
-      </w:pPr>
-      <w:r>
-        <w:rPr>
-          <w:rFonts w:ascii="Georgia" w:cs="Georgia" w:eastAsia="Georgia" w:hAnsi="Georgia"/>
-          <w:sz w:val="26"/>
-          <w:szCs w:val="26"/>
-        </w:rPr>
-        <w:t xml:space="preserve">Your Excellency, the floor is yours.</w:t>
+        <w:t xml:space="preserve">SLIDE 7 — ADDRESS: PRESIDENT KYOSUKE NAGATA</w:t>
+      </w:r>
+    </w:p>
+    <w:p>
+      <w:pPr>
+        <w:spacing w:after="120" w:line="330"/>
+      </w:pPr>
+      <w:r>
+        <w:rPr>
+          <w:rFonts w:ascii="Georgia" w:cs="Georgia" w:eastAsia="Georgia" w:hAnsi="Georgia"/>
+          <w:sz w:val="26"/>
+          <w:szCs w:val="26"/>
+        </w:rPr>
+        <w:t xml:space="preserve">Next, on behalf of the supporting institutions, we are honoured to welcome Professor Kyosuke Nagata, President of the University of Tsukuba.</w:t>
+      </w:r>
+    </w:p>
+    <w:p>
+      <w:pPr>
+        <w:spacing w:after="120" w:line="330"/>
+      </w:pPr>
+      <w:r>
+        <w:rPr>
+          <w:rFonts w:ascii="Georgia" w:cs="Georgia" w:eastAsia="Georgia" w:hAnsi="Georgia"/>
+          <w:sz w:val="26"/>
+          <w:szCs w:val="26"/>
+        </w:rPr>
+        <w:t xml:space="preserve">President Nagata, please.</w:t>
       </w:r>
     </w:p>
     <w:p>
@@ -446,7 +405,7 @@
           <w:sz w:val="22"/>
           <w:szCs w:val="22"/>
         </w:rPr>
-        <w:t xml:space="preserve">After: “Your Excellency, thank you very much for your gracious words.”</w:t>
+        <w:t xml:space="preserve">After: “Thank you very much, President Nagata.”</w:t>
       </w:r>
     </w:p>
     <w:p>
@@ -463,20 +422,46 @@
           <w:sz w:val="22"/>
           <w:szCs w:val="22"/>
         </w:rPr>
-        <w:t xml:space="preserve">SLIDE 8 — GREETINGS: MAARTEN PRAET (CRE PERMANENT COMMITTEE)</w:t>
-      </w:r>
-    </w:p>
-    <w:p>
-      <w:pPr>
-        <w:spacing w:after="120" w:line="330"/>
-      </w:pPr>
-      <w:r>
-        <w:rPr>
-          <w:rFonts w:ascii="Georgia" w:cs="Georgia" w:eastAsia="Georgia" w:hAnsi="Georgia"/>
-          <w:sz w:val="26"/>
-          <w:szCs w:val="26"/>
-        </w:rPr>
-        <w:t xml:space="preserve">Next, representing the CRE Permanent Committee — which carries this conference’s tradition from year to year — please welcome Dr Maarten Praet.</w:t>
+        <w:t xml:space="preserve">SLIDE 8 — ADDRESS: H.E. THE AMBASSADOR OF EGYPT</w:t>
+      </w:r>
+    </w:p>
+    <w:p>
+      <w:pPr>
+        <w:spacing w:after="120" w:line="330"/>
+      </w:pPr>
+      <w:r>
+        <w:rPr>
+          <w:rFonts w:ascii="Georgia" w:cs="Georgia" w:eastAsia="Georgia" w:hAnsi="Georgia"/>
+          <w:sz w:val="26"/>
+          <w:szCs w:val="26"/>
+        </w:rPr>
+        <w:t xml:space="preserve">We are especially honoured today by the presence of our guest of honour.</w:t>
+      </w:r>
+    </w:p>
+    <w:p>
+      <w:pPr>
+        <w:spacing w:after="120" w:line="330"/>
+      </w:pPr>
+      <w:r>
+        <w:rPr>
+          <w:rFonts w:ascii="Georgia" w:cs="Georgia" w:eastAsia="Georgia" w:hAnsi="Georgia"/>
+          <w:sz w:val="26"/>
+          <w:szCs w:val="26"/>
+        </w:rPr>
+        <w:t xml:space="preserve">Please welcome His Excellency Mr Ragui Mohamed Mohamed Eletreby, Ambassador Extraordinary and Plenipotentiary of the Arab Republic of Egypt to Japan.</w:t>
+      </w:r>
+    </w:p>
+    <w:p>
+      <w:pPr>
+        <w:spacing w:after="120" w:line="330"/>
+      </w:pPr>
+      <w:r>
+        <w:rPr>
+          <w:rFonts w:ascii="Georgia" w:cs="Georgia" w:eastAsia="Georgia" w:hAnsi="Georgia"/>
+          <w:sz w:val="26"/>
+          <w:szCs w:val="26"/>
+        </w:rPr>
+        <w:t xml:space="preserve">Your Excellency, the floor is yours.</w:t>
       </w:r>
     </w:p>
     <w:p>
@@ -491,7 +476,7 @@
           <w:sz w:val="22"/>
           <w:szCs w:val="22"/>
         </w:rPr>
-        <w:t xml:space="preserve">After: “Thank you very much, Dr Praet.”  [Confirm preferred title: Dr/Mr]</w:t>
+        <w:t xml:space="preserve">After: “Your Excellency, thank you very much for your gracious words.”</w:t>
       </w:r>
     </w:p>
     <w:p>
@@ -508,33 +493,20 @@
           <w:sz w:val="22"/>
           <w:szCs w:val="22"/>
         </w:rPr>
-        <w:t xml:space="preserve">SLIDE 9 — ANNOUNCEMENTS: AYANO YAMADA (TOBUNKEN)</w:t>
-      </w:r>
-    </w:p>
-    <w:p>
-      <w:pPr>
-        <w:spacing w:after="120" w:line="330"/>
-      </w:pPr>
-      <w:r>
-        <w:rPr>
-          <w:rFonts w:ascii="Georgia" w:cs="Georgia" w:eastAsia="Georgia" w:hAnsi="Georgia"/>
-          <w:sz w:val="26"/>
-          <w:szCs w:val="26"/>
-        </w:rPr>
-        <w:t xml:space="preserve">Before we close, Ms Ayano Yamada of the Tokyo National Research Institute for Cultural Properties, our host institution, will guide us through this week’s events and some important notes about the venue.</w:t>
-      </w:r>
-    </w:p>
-    <w:p>
-      <w:pPr>
-        <w:spacing w:after="120" w:line="330"/>
-      </w:pPr>
-      <w:r>
-        <w:rPr>
-          <w:rFonts w:ascii="Georgia" w:cs="Georgia" w:eastAsia="Georgia" w:hAnsi="Georgia"/>
-          <w:sz w:val="26"/>
-          <w:szCs w:val="26"/>
-        </w:rPr>
-        <w:t xml:space="preserve">Ms Yamada, please.</w:t>
+        <w:t xml:space="preserve">SLIDE 9 — GREETINGS: MAARTEN PRAET (CRE PERMANENT COMMITTEE)</w:t>
+      </w:r>
+    </w:p>
+    <w:p>
+      <w:pPr>
+        <w:spacing w:after="120" w:line="330"/>
+      </w:pPr>
+      <w:r>
+        <w:rPr>
+          <w:rFonts w:ascii="Georgia" w:cs="Georgia" w:eastAsia="Georgia" w:hAnsi="Georgia"/>
+          <w:sz w:val="26"/>
+          <w:szCs w:val="26"/>
+        </w:rPr>
+        <w:t xml:space="preserve">Next, representing the CRE Permanent Committee — which carries this conference’s tradition from year to year — please welcome Dr Maarten Praet.</w:t>
       </w:r>
     </w:p>
     <w:p>
@@ -549,7 +521,7 @@
           <w:sz w:val="22"/>
           <w:szCs w:val="22"/>
         </w:rPr>
-        <w:t xml:space="preserve">After: “Thank you very much, Ms Yamada.”</w:t>
+        <w:t xml:space="preserve">After: “Thank you very much, Dr Praet.”  [Confirm preferred title: Dr/Mr]</w:t>
       </w:r>
     </w:p>
     <w:p>
@@ -566,7 +538,65 @@
           <w:sz w:val="22"/>
           <w:szCs w:val="22"/>
         </w:rPr>
-        <w:t xml:space="preserve">SLIDE 10 — FINALE  ·  ~13:55</w:t>
+        <w:t xml:space="preserve">SLIDE 10 — ANNOUNCEMENTS: AYANO YAMADA (TOBUNKEN)</w:t>
+      </w:r>
+    </w:p>
+    <w:p>
+      <w:pPr>
+        <w:spacing w:after="120" w:line="330"/>
+      </w:pPr>
+      <w:r>
+        <w:rPr>
+          <w:rFonts w:ascii="Georgia" w:cs="Georgia" w:eastAsia="Georgia" w:hAnsi="Georgia"/>
+          <w:sz w:val="26"/>
+          <w:szCs w:val="26"/>
+        </w:rPr>
+        <w:t xml:space="preserve">Before we close, Ms Ayano Yamada of the Tokyo National Research Institute for Cultural Properties, our host institution, will guide us through this week’s events and some important notes about the venue.</w:t>
+      </w:r>
+    </w:p>
+    <w:p>
+      <w:pPr>
+        <w:spacing w:after="120" w:line="330"/>
+      </w:pPr>
+      <w:r>
+        <w:rPr>
+          <w:rFonts w:ascii="Georgia" w:cs="Georgia" w:eastAsia="Georgia" w:hAnsi="Georgia"/>
+          <w:sz w:val="26"/>
+          <w:szCs w:val="26"/>
+        </w:rPr>
+        <w:t xml:space="preserve">Ms Yamada, please.</w:t>
+      </w:r>
+    </w:p>
+    <w:p>
+      <w:pPr>
+        <w:spacing w:after="120"/>
+      </w:pPr>
+      <w:r>
+        <w:rPr>
+          <w:i/>
+          <w:iCs/>
+          <w:color w:val="666666"/>
+          <w:sz w:val="22"/>
+          <w:szCs w:val="22"/>
+        </w:rPr>
+        <w:t xml:space="preserve">After: “Thank you very much, Ms Yamada.”</w:t>
+      </w:r>
+    </w:p>
+    <w:p>
+      <w:pPr>
+        <w:shd w:fill="F3EDE2" w:val="clear"/>
+        <w:spacing w:after="120" w:before="280"/>
+      </w:pPr>
+      <w:r>
+        <w:rPr>
+          <w:rFonts w:ascii="Arial" w:cs="Arial" w:eastAsia="Arial" w:hAnsi="Arial"/>
+          <w:b/>
+          <w:bCs/>
+          <w:color w:val="8A2333"/>
+          <w:sz w:val="22"/>
+          <w:szCs w:val="22"/>
+        </w:rPr>
+        <w:t xml:space="preserve">SLIDE 11 — FINALE  ·  ~13:55</w:t>
       </w:r>
     </w:p>
     <w:p>
